--- a/Documentation/Project Design Phase/Solution Architecture/Solution Architecture.docx
+++ b/Documentation/Project Design Phase/Solution Architecture/Solution Architecture.docx
@@ -85,7 +85,7 @@
           </w:tcPr>
           <w:p>
             <w:r>
-              <w:t>15 February 2025</w:t>
+              <w:t>26 June 2026</w:t>
             </w:r>
           </w:p>
         </w:tc>
@@ -105,7 +105,11 @@
           <w:tcPr>
             <w:tcW w:w="4508" w:type="dxa"/>
           </w:tcPr>
-          <w:p/>
+          <w:p>
+            <w:r>
+              <w:t>Solo</w:t>
+            </w:r>
+          </w:p>
         </w:tc>
       </w:tr>
       <w:tr>
@@ -123,7 +127,16 @@
           <w:tcPr>
             <w:tcW w:w="4508" w:type="dxa"/>
           </w:tcPr>
-          <w:p/>
+          <w:p>
+            <w:proofErr w:type="spellStart"/>
+            <w:r>
+              <w:t>ShopEZ</w:t>
+            </w:r>
+            <w:proofErr w:type="spellEnd"/>
+            <w:r>
+              <w:t xml:space="preserve"> - E-Commerce Application</w:t>
+            </w:r>
+          </w:p>
         </w:tc>
       </w:tr>
       <w:tr>
@@ -210,122 +223,162 @@
     </w:p>
     <w:p>
       <w:pPr>
+        <w:pStyle w:val="ListParagraph"/>
         <w:numPr>
           <w:ilvl w:val="0"/>
-          <w:numId w:val="1"/>
+          <w:numId w:val="2"/>
         </w:numPr>
-        <w:shd w:val="clear" w:color="auto" w:fill="FFFFFF"/>
-        <w:spacing w:before="280" w:after="150" w:line="240" w:lineRule="auto"/>
-        <w:rPr>
-          <w:rFonts w:ascii="Arial" w:eastAsia="Arial" w:hAnsi="Arial" w:cs="Arial"/>
-          <w:color w:val="000000"/>
-          <w:sz w:val="24"/>
-          <w:szCs w:val="24"/>
-        </w:rPr>
-      </w:pPr>
-      <w:r>
-        <w:rPr>
-          <w:rFonts w:ascii="Arial" w:eastAsia="Arial" w:hAnsi="Arial" w:cs="Arial"/>
-          <w:color w:val="000000"/>
-          <w:sz w:val="24"/>
-          <w:szCs w:val="24"/>
-        </w:rPr>
-        <w:t>Find the best tech solution to solve existing business problems.</w:t>
+        <w:rPr>
+          <w:bCs/>
+          <w:sz w:val="24"/>
+          <w:szCs w:val="24"/>
+        </w:rPr>
+      </w:pPr>
+      <w:proofErr w:type="spellStart"/>
+      <w:r>
+        <w:rPr>
+          <w:bCs/>
+          <w:sz w:val="24"/>
+          <w:szCs w:val="24"/>
+        </w:rPr>
+        <w:t>ShopEZ</w:t>
+      </w:r>
+      <w:proofErr w:type="spellEnd"/>
+      <w:r>
+        <w:rPr>
+          <w:bCs/>
+          <w:sz w:val="24"/>
+          <w:szCs w:val="24"/>
+        </w:rPr>
+        <w:t xml:space="preserve"> follows a standard 3-tier MERN architecture. Users (customers and sellers) interact through a React (Vite) client, which uses React Router DOM v6 for navigation and an Axios interceptor to attach the JWT stored in </w:t>
+      </w:r>
+      <w:proofErr w:type="spellStart"/>
+      <w:r>
+        <w:rPr>
+          <w:bCs/>
+          <w:sz w:val="24"/>
+          <w:szCs w:val="24"/>
+        </w:rPr>
+        <w:t>localStorage</w:t>
+      </w:r>
+      <w:proofErr w:type="spellEnd"/>
+      <w:r>
+        <w:rPr>
+          <w:bCs/>
+          <w:sz w:val="24"/>
+          <w:szCs w:val="24"/>
+        </w:rPr>
+        <w:t xml:space="preserve"> to every request. This client talks to a Node.js/Express server (ES Modules) exposing RESTful API endpoints for authentication, products, cart, orders, and seller analytics, with middleware verifying JWTs on protected routes. The server uses Mongoose to read/write data in MongoDB Atlas, which stores Users, Products, Carts, and Orders collections.</w:t>
       </w:r>
     </w:p>
     <w:p>
       <w:pPr>
+        <w:pStyle w:val="ListParagraph"/>
         <w:numPr>
           <w:ilvl w:val="0"/>
-          <w:numId w:val="1"/>
+          <w:numId w:val="2"/>
         </w:numPr>
-        <w:shd w:val="clear" w:color="auto" w:fill="FFFFFF"/>
-        <w:spacing w:after="150" w:line="240" w:lineRule="auto"/>
-        <w:rPr>
-          <w:rFonts w:ascii="Arial" w:eastAsia="Arial" w:hAnsi="Arial" w:cs="Arial"/>
-          <w:color w:val="000000"/>
-          <w:sz w:val="24"/>
-          <w:szCs w:val="24"/>
-        </w:rPr>
-      </w:pPr>
-      <w:r>
-        <w:rPr>
-          <w:rFonts w:ascii="Arial" w:eastAsia="Arial" w:hAnsi="Arial" w:cs="Arial"/>
-          <w:color w:val="000000"/>
-          <w:sz w:val="24"/>
-          <w:szCs w:val="24"/>
-        </w:rPr>
-        <w:t xml:space="preserve">Describe the structure, characteristics, </w:t>
+        <w:rPr>
+          <w:bCs/>
+          <w:sz w:val="24"/>
+          <w:szCs w:val="24"/>
+        </w:rPr>
+      </w:pPr>
+      <w:r>
+        <w:rPr>
+          <w:bCs/>
+          <w:sz w:val="24"/>
+          <w:szCs w:val="24"/>
+        </w:rPr>
+        <w:t xml:space="preserve">On the client side, customers get </w:t>
       </w:r>
       <w:proofErr w:type="spellStart"/>
       <w:r>
         <w:rPr>
-          <w:rFonts w:ascii="Arial" w:eastAsia="Arial" w:hAnsi="Arial" w:cs="Arial"/>
-          <w:color w:val="000000"/>
-          <w:sz w:val="24"/>
-          <w:szCs w:val="24"/>
-        </w:rPr>
-        <w:t>behavior</w:t>
+          <w:bCs/>
+          <w:sz w:val="24"/>
+          <w:szCs w:val="24"/>
+        </w:rPr>
+        <w:t>catalog</w:t>
       </w:r>
       <w:proofErr w:type="spellEnd"/>
       <w:r>
         <w:rPr>
-          <w:rFonts w:ascii="Arial" w:eastAsia="Arial" w:hAnsi="Arial" w:cs="Arial"/>
-          <w:color w:val="000000"/>
-          <w:sz w:val="24"/>
-          <w:szCs w:val="24"/>
-        </w:rPr>
-        <w:t>, and other aspects of the software to project stakeholders.</w:t>
+          <w:bCs/>
+          <w:sz w:val="24"/>
+          <w:szCs w:val="24"/>
+        </w:rPr>
+        <w:t xml:space="preserve"> browsing, product details, a live-synced cart, and a 3-step checkout (Card/UPI/COD), while sellers get a protected dashboard with live KPI analytics, inventory CRUD, and order-status management (Pending → Processing → Shipped → Delivered → Cancelled).</w:t>
       </w:r>
     </w:p>
     <w:p>
       <w:pPr>
+        <w:pStyle w:val="ListParagraph"/>
         <w:numPr>
           <w:ilvl w:val="0"/>
-          <w:numId w:val="1"/>
+          <w:numId w:val="2"/>
         </w:numPr>
-        <w:shd w:val="clear" w:color="auto" w:fill="FFFFFF"/>
-        <w:spacing w:after="150" w:line="240" w:lineRule="auto"/>
-        <w:rPr>
-          <w:rFonts w:ascii="Arial" w:eastAsia="Arial" w:hAnsi="Arial" w:cs="Arial"/>
-          <w:color w:val="000000"/>
-          <w:sz w:val="24"/>
-          <w:szCs w:val="24"/>
-        </w:rPr>
-      </w:pPr>
-      <w:r>
-        <w:rPr>
-          <w:rFonts w:ascii="Arial" w:eastAsia="Arial" w:hAnsi="Arial" w:cs="Arial"/>
-          <w:color w:val="000000"/>
-          <w:sz w:val="24"/>
-          <w:szCs w:val="24"/>
-        </w:rPr>
-        <w:t>Define features, development phases, and solution requirements.</w:t>
-      </w:r>
-    </w:p>
-    <w:p>
-      <w:pPr>
-        <w:numPr>
-          <w:ilvl w:val="0"/>
-          <w:numId w:val="1"/>
-        </w:numPr>
-        <w:shd w:val="clear" w:color="auto" w:fill="FFFFFF"/>
-        <w:spacing w:after="150" w:line="240" w:lineRule="auto"/>
-        <w:rPr>
-          <w:rFonts w:ascii="Arial" w:eastAsia="Arial" w:hAnsi="Arial" w:cs="Arial"/>
-          <w:color w:val="000000"/>
-          <w:sz w:val="24"/>
-          <w:szCs w:val="24"/>
-        </w:rPr>
-      </w:pPr>
-      <w:r>
-        <w:rPr>
-          <w:rFonts w:ascii="Arial" w:eastAsia="Arial" w:hAnsi="Arial" w:cs="Arial"/>
-          <w:color w:val="000000"/>
-          <w:sz w:val="24"/>
-          <w:szCs w:val="24"/>
-        </w:rPr>
-        <w:t>Provide specifications according to which the solution is defined, managed, and delivered.</w:t>
+        <w:rPr>
+          <w:b/>
+          <w:sz w:val="24"/>
+          <w:szCs w:val="24"/>
+        </w:rPr>
+      </w:pPr>
+      <w:r>
+        <w:rPr>
+          <w:bCs/>
+          <w:sz w:val="24"/>
+          <w:szCs w:val="24"/>
+        </w:rPr>
+        <w:t xml:space="preserve">The entire application is deployed on Render using a single </w:t>
+      </w:r>
+      <w:proofErr w:type="spellStart"/>
+      <w:proofErr w:type="gramStart"/>
+      <w:r>
+        <w:rPr>
+          <w:bCs/>
+          <w:sz w:val="24"/>
+          <w:szCs w:val="24"/>
+        </w:rPr>
+        <w:t>render.yaml</w:t>
+      </w:r>
+      <w:proofErr w:type="spellEnd"/>
+      <w:proofErr w:type="gramEnd"/>
+      <w:r>
+        <w:rPr>
+          <w:bCs/>
+          <w:sz w:val="24"/>
+          <w:szCs w:val="24"/>
+        </w:rPr>
+        <w:t xml:space="preserve"> blueprint that defines both the static client build and the Express web service, running on Node 20.15.0. Environment secrets (DB connection string, JWT secret) are stored as Render environment variables and excluded from Git </w:t>
+      </w:r>
+      <w:proofErr w:type="gramStart"/>
+      <w:r>
+        <w:rPr>
+          <w:bCs/>
+          <w:sz w:val="24"/>
+          <w:szCs w:val="24"/>
+        </w:rPr>
+        <w:t>via .</w:t>
+      </w:r>
+      <w:proofErr w:type="spellStart"/>
+      <w:r>
+        <w:rPr>
+          <w:bCs/>
+          <w:sz w:val="24"/>
+          <w:szCs w:val="24"/>
+        </w:rPr>
+        <w:t>gitignore</w:t>
+      </w:r>
+      <w:proofErr w:type="spellEnd"/>
+      <w:proofErr w:type="gramEnd"/>
+      <w:r>
+        <w:rPr>
+          <w:bCs/>
+          <w:sz w:val="24"/>
+          <w:szCs w:val="24"/>
+        </w:rPr>
+        <w:t>, keeping credentials out of the repository.</w:t>
       </w:r>
     </w:p>
     <w:p>
@@ -360,13 +413,6 @@
     </w:p>
     <w:p>
       <w:pPr>
-        <w:rPr>
-          <w:b/>
-        </w:rPr>
-      </w:pPr>
-    </w:p>
-    <w:p>
-      <w:pPr>
         <w:tabs>
           <w:tab w:val="left" w:pos="5529"/>
         </w:tabs>
@@ -376,37 +422,51 @@
       </w:pPr>
       <w:r>
         <w:rPr>
-          <w:noProof/>
-        </w:rPr>
+          <w:b/>
+        </w:rPr>
+        <w:lastRenderedPageBreak/>
         <w:drawing>
-          <wp:inline distT="0" distB="0" distL="0" distR="0" wp14:anchorId="2FD46D14" wp14:editId="03695530">
-            <wp:extent cx="5731510" cy="2564765"/>
-            <wp:effectExtent l="0" t="0" r="0" b="0"/>
-            <wp:docPr id="3" name="image1.jpg" descr="Voice applications in clinical research powered by AI on AWS – Part 1:  Architecture and design considerations | AWS for Industries"/>
-            <wp:cNvGraphicFramePr/>
+          <wp:inline distT="0" distB="0" distL="0" distR="0" wp14:anchorId="598AFEEF" wp14:editId="21BBAF31">
+            <wp:extent cx="5731510" cy="3684270"/>
+            <wp:effectExtent l="0" t="0" r="2540" b="0"/>
+            <wp:docPr id="1214476683" name="Picture 2"/>
+            <wp:cNvGraphicFramePr>
+              <a:graphicFrameLocks xmlns:a="http://schemas.openxmlformats.org/drawingml/2006/main" noChangeAspect="1"/>
+            </wp:cNvGraphicFramePr>
             <a:graphic xmlns:a="http://schemas.openxmlformats.org/drawingml/2006/main">
               <a:graphicData uri="http://schemas.openxmlformats.org/drawingml/2006/picture">
                 <pic:pic xmlns:pic="http://schemas.openxmlformats.org/drawingml/2006/picture">
                   <pic:nvPicPr>
-                    <pic:cNvPr id="0" name="image1.jpg" descr="Voice applications in clinical research powered by AI on AWS – Part 1:  Architecture and design considerations | AWS for Industries"/>
-                    <pic:cNvPicPr preferRelativeResize="0"/>
+                    <pic:cNvPr id="0" name="Picture 6"/>
+                    <pic:cNvPicPr>
+                      <a:picLocks noChangeAspect="1" noChangeArrowheads="1"/>
+                    </pic:cNvPicPr>
                   </pic:nvPicPr>
                   <pic:blipFill>
-                    <a:blip r:embed="rId6"/>
+                    <a:blip r:embed="rId6" cstate="print">
+                      <a:extLst>
+                        <a:ext uri="{28A0092B-C50C-407E-A947-70E740481C1C}">
+                          <a14:useLocalDpi xmlns:a14="http://schemas.microsoft.com/office/drawing/2010/main" val="0"/>
+                        </a:ext>
+                      </a:extLst>
+                    </a:blip>
                     <a:srcRect/>
                     <a:stretch>
                       <a:fillRect/>
                     </a:stretch>
                   </pic:blipFill>
-                  <pic:spPr>
+                  <pic:spPr bwMode="auto">
                     <a:xfrm>
                       <a:off x="0" y="0"/>
-                      <a:ext cx="5731510" cy="2564765"/>
+                      <a:ext cx="5731510" cy="3684270"/>
                     </a:xfrm>
                     <a:prstGeom prst="rect">
                       <a:avLst/>
                     </a:prstGeom>
-                    <a:ln/>
+                    <a:noFill/>
+                    <a:ln>
+                      <a:noFill/>
+                    </a:ln>
                   </pic:spPr>
                 </pic:pic>
               </a:graphicData>
@@ -421,39 +481,6 @@
           <w:b/>
         </w:rPr>
       </w:pPr>
-      <w:r>
-        <w:rPr>
-          <w:rFonts w:ascii="Helvetica Neue" w:eastAsia="Helvetica Neue" w:hAnsi="Helvetica Neue" w:cs="Helvetica Neue"/>
-          <w:i/>
-          <w:color w:val="333333"/>
-          <w:sz w:val="21"/>
-          <w:szCs w:val="21"/>
-        </w:rPr>
-        <w:t>Figure 1: Architecture and data flow of the voice patient diary sample application</w:t>
-      </w:r>
-    </w:p>
-    <w:p>
-      <w:pPr>
-        <w:rPr>
-          <w:b/>
-        </w:rPr>
-      </w:pPr>
-      <w:r>
-        <w:rPr>
-          <w:b/>
-        </w:rPr>
-        <w:t xml:space="preserve">Reference: </w:t>
-      </w:r>
-      <w:hyperlink r:id="rId7">
-        <w:r>
-          <w:rPr>
-            <w:b/>
-            <w:color w:val="0563C1"/>
-            <w:u w:val="single"/>
-          </w:rPr>
-          <w:t>https://aws.amazon.com/blogs/industries/voice-applications-in-clinical-research-powered-by-ai-on-aws-part-1-architecture-and-design-considerations/</w:t>
-        </w:r>
-      </w:hyperlink>
     </w:p>
     <w:p>
       <w:pPr>
@@ -612,8 +639,124 @@
       </w:rPr>
     </w:lvl>
   </w:abstractNum>
+  <w:abstractNum w:abstractNumId="1" w15:restartNumberingAfterBreak="0">
+    <w:nsid w:val="4D2014A4"/>
+    <w:multiLevelType w:val="hybridMultilevel"/>
+    <w:tmpl w:val="224E646C"/>
+    <w:lvl w:ilvl="0" w:tplc="40090001">
+      <w:start w:val="1"/>
+      <w:numFmt w:val="bullet"/>
+      <w:lvlText w:val=""/>
+      <w:lvlJc w:val="left"/>
+      <w:pPr>
+        <w:ind w:left="720" w:hanging="360"/>
+      </w:pPr>
+      <w:rPr>
+        <w:rFonts w:ascii="Symbol" w:hAnsi="Symbol" w:hint="default"/>
+      </w:rPr>
+    </w:lvl>
+    <w:lvl w:ilvl="1" w:tplc="40090003" w:tentative="1">
+      <w:start w:val="1"/>
+      <w:numFmt w:val="bullet"/>
+      <w:lvlText w:val="o"/>
+      <w:lvlJc w:val="left"/>
+      <w:pPr>
+        <w:ind w:left="1440" w:hanging="360"/>
+      </w:pPr>
+      <w:rPr>
+        <w:rFonts w:ascii="Courier New" w:hAnsi="Courier New" w:cs="Courier New" w:hint="default"/>
+      </w:rPr>
+    </w:lvl>
+    <w:lvl w:ilvl="2" w:tplc="40090005" w:tentative="1">
+      <w:start w:val="1"/>
+      <w:numFmt w:val="bullet"/>
+      <w:lvlText w:val=""/>
+      <w:lvlJc w:val="left"/>
+      <w:pPr>
+        <w:ind w:left="2160" w:hanging="360"/>
+      </w:pPr>
+      <w:rPr>
+        <w:rFonts w:ascii="Wingdings" w:hAnsi="Wingdings" w:hint="default"/>
+      </w:rPr>
+    </w:lvl>
+    <w:lvl w:ilvl="3" w:tplc="40090001" w:tentative="1">
+      <w:start w:val="1"/>
+      <w:numFmt w:val="bullet"/>
+      <w:lvlText w:val=""/>
+      <w:lvlJc w:val="left"/>
+      <w:pPr>
+        <w:ind w:left="2880" w:hanging="360"/>
+      </w:pPr>
+      <w:rPr>
+        <w:rFonts w:ascii="Symbol" w:hAnsi="Symbol" w:hint="default"/>
+      </w:rPr>
+    </w:lvl>
+    <w:lvl w:ilvl="4" w:tplc="40090003" w:tentative="1">
+      <w:start w:val="1"/>
+      <w:numFmt w:val="bullet"/>
+      <w:lvlText w:val="o"/>
+      <w:lvlJc w:val="left"/>
+      <w:pPr>
+        <w:ind w:left="3600" w:hanging="360"/>
+      </w:pPr>
+      <w:rPr>
+        <w:rFonts w:ascii="Courier New" w:hAnsi="Courier New" w:cs="Courier New" w:hint="default"/>
+      </w:rPr>
+    </w:lvl>
+    <w:lvl w:ilvl="5" w:tplc="40090005" w:tentative="1">
+      <w:start w:val="1"/>
+      <w:numFmt w:val="bullet"/>
+      <w:lvlText w:val=""/>
+      <w:lvlJc w:val="left"/>
+      <w:pPr>
+        <w:ind w:left="4320" w:hanging="360"/>
+      </w:pPr>
+      <w:rPr>
+        <w:rFonts w:ascii="Wingdings" w:hAnsi="Wingdings" w:hint="default"/>
+      </w:rPr>
+    </w:lvl>
+    <w:lvl w:ilvl="6" w:tplc="40090001" w:tentative="1">
+      <w:start w:val="1"/>
+      <w:numFmt w:val="bullet"/>
+      <w:lvlText w:val=""/>
+      <w:lvlJc w:val="left"/>
+      <w:pPr>
+        <w:ind w:left="5040" w:hanging="360"/>
+      </w:pPr>
+      <w:rPr>
+        <w:rFonts w:ascii="Symbol" w:hAnsi="Symbol" w:hint="default"/>
+      </w:rPr>
+    </w:lvl>
+    <w:lvl w:ilvl="7" w:tplc="40090003" w:tentative="1">
+      <w:start w:val="1"/>
+      <w:numFmt w:val="bullet"/>
+      <w:lvlText w:val="o"/>
+      <w:lvlJc w:val="left"/>
+      <w:pPr>
+        <w:ind w:left="5760" w:hanging="360"/>
+      </w:pPr>
+      <w:rPr>
+        <w:rFonts w:ascii="Courier New" w:hAnsi="Courier New" w:cs="Courier New" w:hint="default"/>
+      </w:rPr>
+    </w:lvl>
+    <w:lvl w:ilvl="8" w:tplc="40090005" w:tentative="1">
+      <w:start w:val="1"/>
+      <w:numFmt w:val="bullet"/>
+      <w:lvlText w:val=""/>
+      <w:lvlJc w:val="left"/>
+      <w:pPr>
+        <w:ind w:left="6480" w:hanging="360"/>
+      </w:pPr>
+      <w:rPr>
+        <w:rFonts w:ascii="Wingdings" w:hAnsi="Wingdings" w:hint="default"/>
+      </w:rPr>
+    </w:lvl>
+  </w:abstractNum>
   <w:num w:numId="1" w16cid:durableId="1863013408">
     <w:abstractNumId w:val="0"/>
+  </w:num>
+  <w:num w:numId="2" w16cid:durableId="1273584751">
+    <w:abstractNumId w:val="1"/>
   </w:num>
 </w:numbering>
 </file>
